--- a/rapports/2026-06-06/EQ32/EQ32_sup_v2/DR_malforme_1_41102E_11/54-93-65-93.docx
+++ b/rapports/2026-06-06/EQ32/EQ32_sup_v2/DR_malforme_1_41102E_11/54-93-65-93.docx
@@ -297,7 +297,7 @@
           <w:color w:val="1F6FEB"/>
           <w:sz w:val="22"/>
         </w:rPr>
-        <w:t>⚠ INCOHÉRENCES À CORRIGER (74)</w:t>
+        <w:t>⚠ INCOHÉRENCES À CORRIGER (67)</w:t>
       </w:r>
     </w:p>
     <w:tbl>
@@ -2164,7 +2164,7 @@
                 <w:color w:val="16A34A"/>
                 <w:sz w:val="16"/>
               </w:rPr>
-              <w:t>—</w:t>
+              <w:t>s01q32, s01q36, s01q38, s04q37_modif, s02q33, s02q34, s01q00b</w:t>
             </w:r>
           </w:p>
         </w:tc>
@@ -2195,7 +2195,7 @@
                 <w:i w:val="0"/>
                 <w:sz w:val="17"/>
               </w:rPr>
-              <w:t>Incohérence!!! seulement les écoles privées paient les frais de scolarité (y compris les frais d'inscription).</w:t>
+              <w:t>Peu probable!!! Vu l'âge (17 ans) de Fatoumata Djitte ou l'année à laquelle Fatoumata Djitte a fréquenté l'école pour la dernière fois (.) le dernier diplome de Fatoumata Djitte ne peut être le Certificat d'études primaires (CEP), prière de corriger cette incohérence ou confirmer avec le QG.</w:t>
             </w:r>
           </w:p>
         </w:tc>
@@ -2408,6 +2408,1086 @@
                 <w:i w:val="0"/>
                 <w:sz w:val="16"/>
               </w:rPr>
+              <w:t>S04</w:t>
+              <w:br/>
+            </w:r>
+            <w:r>
+              <w:rPr>
+                <w:b w:val="0"/>
+                <w:i w:val="0"/>
+                <w:color w:val="64748B"/>
+                <w:sz w:val="14"/>
+              </w:rPr>
+              <w:t>Emploi</w:t>
+            </w:r>
+          </w:p>
+        </w:tc>
+        <w:tc>
+          <w:tcPr>
+            <w:tcW w:type="dxa" w:w="1531"/>
+          </w:tcPr>
+          <w:p>
+            <w:r>
+              <w:rPr>
+                <w:b/>
+                <w:i w:val="0"/>
+                <w:color w:val="16A34A"/>
+                <w:sz w:val="16"/>
+              </w:rPr>
+              <w:t>s01q49, s02q24, s04q37, s04q50, s01q00b</w:t>
+            </w:r>
+          </w:p>
+        </w:tc>
+        <w:tc>
+          <w:tcPr>
+            <w:tcW w:type="dxa" w:w="1191"/>
+          </w:tcPr>
+          <w:p>
+            <w:r>
+              <w:rPr>
+                <w:b w:val="0"/>
+                <w:i w:val="0"/>
+                <w:color w:val="64748B"/>
+                <w:sz w:val="16"/>
+              </w:rPr>
+              <w:t>GT-CQ</w:t>
+            </w:r>
+          </w:p>
+        </w:tc>
+        <w:tc>
+          <w:tcPr>
+            <w:tcW w:type="dxa" w:w="4706"/>
+          </w:tcPr>
+          <w:p>
+            <w:r>
+              <w:rPr>
+                <w:b w:val="0"/>
+                <w:i w:val="0"/>
+                <w:sz w:val="17"/>
+              </w:rPr>
+              <w:t>Incoherence! Madicoye Djitte a comme secteur institutionel Etat/Collectivité locale ou Entreprise Publique/Parapublique et dit n'avoir pas un bulletin de salaire, prière de corriger cette incoherence.</w:t>
+            </w:r>
+          </w:p>
+        </w:tc>
+      </w:tr>
+      <w:tr>
+        <w:tc>
+          <w:tcPr>
+            <w:tcW w:type="dxa" w:w="964"/>
+          </w:tcPr>
+          <w:p>
+            <w:r>
+              <w:rPr>
+                <w:b/>
+                <w:i w:val="0"/>
+                <w:color w:val="EA580C"/>
+                <w:sz w:val="16"/>
+              </w:rPr>
+              <w:t>Moyenne</w:t>
+            </w:r>
+          </w:p>
+        </w:tc>
+        <w:tc>
+          <w:tcPr>
+            <w:tcW w:type="dxa" w:w="1247"/>
+          </w:tcPr>
+          <w:p>
+            <w:r>
+              <w:rPr>
+                <w:b/>
+                <w:i w:val="0"/>
+                <w:sz w:val="16"/>
+              </w:rPr>
+              <w:t>S00</w:t>
+              <w:br/>
+            </w:r>
+            <w:r>
+              <w:rPr>
+                <w:b w:val="0"/>
+                <w:i w:val="0"/>
+                <w:color w:val="64748B"/>
+                <w:sz w:val="14"/>
+              </w:rPr>
+              <w:t>Identification</w:t>
+            </w:r>
+          </w:p>
+        </w:tc>
+        <w:tc>
+          <w:tcPr>
+            <w:tcW w:type="dxa" w:w="1531"/>
+          </w:tcPr>
+          <w:p>
+            <w:r>
+              <w:rPr>
+                <w:b/>
+                <w:i w:val="0"/>
+                <w:color w:val="16A34A"/>
+                <w:sz w:val="16"/>
+              </w:rPr>
+              <w:t>—</w:t>
+            </w:r>
+          </w:p>
+        </w:tc>
+        <w:tc>
+          <w:tcPr>
+            <w:tcW w:type="dxa" w:w="1191"/>
+          </w:tcPr>
+          <w:p>
+            <w:r>
+              <w:rPr>
+                <w:b w:val="0"/>
+                <w:i w:val="0"/>
+                <w:color w:val="64748B"/>
+                <w:sz w:val="16"/>
+              </w:rPr>
+              <w:t>GT-CQ</w:t>
+            </w:r>
+          </w:p>
+        </w:tc>
+        <w:tc>
+          <w:tcPr>
+            <w:tcW w:type="dxa" w:w="4706"/>
+          </w:tcPr>
+          <w:p>
+            <w:r>
+              <w:rPr>
+                <w:b w:val="0"/>
+                <w:i w:val="0"/>
+                <w:sz w:val="17"/>
+              </w:rPr>
+              <w:t>L'adresse ou la localisation du ménage doit être bien renseignée, ne doit pas contenir des numéros de téléphone et elle semble courte pour être une adresse.</w:t>
+            </w:r>
+          </w:p>
+        </w:tc>
+      </w:tr>
+      <w:tr>
+        <w:tc>
+          <w:tcPr>
+            <w:tcW w:type="dxa" w:w="964"/>
+          </w:tcPr>
+          <w:p>
+            <w:r>
+              <w:rPr>
+                <w:b/>
+                <w:i w:val="0"/>
+                <w:color w:val="EA580C"/>
+                <w:sz w:val="16"/>
+              </w:rPr>
+              <w:t>Moyenne</w:t>
+            </w:r>
+          </w:p>
+        </w:tc>
+        <w:tc>
+          <w:tcPr>
+            <w:tcW w:type="dxa" w:w="1247"/>
+          </w:tcPr>
+          <w:p>
+            <w:r>
+              <w:rPr>
+                <w:b/>
+                <w:i w:val="0"/>
+                <w:sz w:val="16"/>
+              </w:rPr>
+              <w:t>S00</w:t>
+              <w:br/>
+            </w:r>
+            <w:r>
+              <w:rPr>
+                <w:b w:val="0"/>
+                <w:i w:val="0"/>
+                <w:color w:val="64748B"/>
+                <w:sz w:val="14"/>
+              </w:rPr>
+              <w:t>Identification</w:t>
+            </w:r>
+          </w:p>
+        </w:tc>
+        <w:tc>
+          <w:tcPr>
+            <w:tcW w:type="dxa" w:w="1531"/>
+          </w:tcPr>
+          <w:p>
+            <w:r>
+              <w:rPr>
+                <w:b/>
+                <w:i w:val="0"/>
+                <w:color w:val="16A34A"/>
+                <w:sz w:val="16"/>
+              </w:rPr>
+              <w:t>—</w:t>
+            </w:r>
+          </w:p>
+        </w:tc>
+        <w:tc>
+          <w:tcPr>
+            <w:tcW w:type="dxa" w:w="1191"/>
+          </w:tcPr>
+          <w:p>
+            <w:r>
+              <w:rPr>
+                <w:b w:val="0"/>
+                <w:i w:val="0"/>
+                <w:color w:val="64748B"/>
+                <w:sz w:val="16"/>
+              </w:rPr>
+              <w:t>GT-CQ</w:t>
+            </w:r>
+          </w:p>
+        </w:tc>
+        <w:tc>
+          <w:tcPr>
+            <w:tcW w:type="dxa" w:w="4706"/>
+          </w:tcPr>
+          <w:p>
+            <w:r>
+              <w:rPr>
+                <w:b w:val="0"/>
+                <w:i w:val="0"/>
+                <w:sz w:val="17"/>
+              </w:rPr>
+              <w:t>Prière de renseigner la bonne adresse.</w:t>
+            </w:r>
+          </w:p>
+        </w:tc>
+      </w:tr>
+      <w:tr>
+        <w:tc>
+          <w:tcPr>
+            <w:tcW w:type="dxa" w:w="964"/>
+          </w:tcPr>
+          <w:p>
+            <w:r>
+              <w:rPr>
+                <w:b/>
+                <w:i w:val="0"/>
+                <w:color w:val="EA580C"/>
+                <w:sz w:val="16"/>
+              </w:rPr>
+              <w:t>Moyenne</w:t>
+            </w:r>
+          </w:p>
+        </w:tc>
+        <w:tc>
+          <w:tcPr>
+            <w:tcW w:type="dxa" w:w="1247"/>
+          </w:tcPr>
+          <w:p>
+            <w:r>
+              <w:rPr>
+                <w:b/>
+                <w:i w:val="0"/>
+                <w:sz w:val="16"/>
+              </w:rPr>
+              <w:t>S01</w:t>
+              <w:br/>
+            </w:r>
+            <w:r>
+              <w:rPr>
+                <w:b w:val="0"/>
+                <w:i w:val="0"/>
+                <w:color w:val="64748B"/>
+                <w:sz w:val="14"/>
+              </w:rPr>
+              <w:t>Démographie</w:t>
+            </w:r>
+          </w:p>
+        </w:tc>
+        <w:tc>
+          <w:tcPr>
+            <w:tcW w:type="dxa" w:w="1531"/>
+          </w:tcPr>
+          <w:p>
+            <w:r>
+              <w:rPr>
+                <w:b/>
+                <w:i w:val="0"/>
+                <w:color w:val="16A34A"/>
+                <w:sz w:val="16"/>
+              </w:rPr>
+              <w:t>—</w:t>
+            </w:r>
+          </w:p>
+        </w:tc>
+        <w:tc>
+          <w:tcPr>
+            <w:tcW w:type="dxa" w:w="1191"/>
+          </w:tcPr>
+          <w:p>
+            <w:r>
+              <w:rPr>
+                <w:b w:val="0"/>
+                <w:i w:val="0"/>
+                <w:color w:val="64748B"/>
+                <w:sz w:val="16"/>
+              </w:rPr>
+              <w:t>GT-CQ</w:t>
+            </w:r>
+          </w:p>
+        </w:tc>
+        <w:tc>
+          <w:tcPr>
+            <w:tcW w:type="dxa" w:w="4706"/>
+          </w:tcPr>
+          <w:p>
+            <w:r>
+              <w:rPr>
+                <w:b w:val="0"/>
+                <w:i w:val="0"/>
+                <w:sz w:val="17"/>
+              </w:rPr>
+              <w:t>Prière de verifier l'information donnée par Ibrahima Djitte ou corriger au niveau de la section 1.</w:t>
+            </w:r>
+          </w:p>
+        </w:tc>
+      </w:tr>
+      <w:tr>
+        <w:tc>
+          <w:tcPr>
+            <w:tcW w:type="dxa" w:w="964"/>
+          </w:tcPr>
+          <w:p>
+            <w:r>
+              <w:rPr>
+                <w:b/>
+                <w:i w:val="0"/>
+                <w:color w:val="EA580C"/>
+                <w:sz w:val="16"/>
+              </w:rPr>
+              <w:t>Moyenne</w:t>
+            </w:r>
+          </w:p>
+        </w:tc>
+        <w:tc>
+          <w:tcPr>
+            <w:tcW w:type="dxa" w:w="1247"/>
+          </w:tcPr>
+          <w:p>
+            <w:r>
+              <w:rPr>
+                <w:b/>
+                <w:i w:val="0"/>
+                <w:sz w:val="16"/>
+              </w:rPr>
+              <w:t>S01</w:t>
+              <w:br/>
+            </w:r>
+            <w:r>
+              <w:rPr>
+                <w:b w:val="0"/>
+                <w:i w:val="0"/>
+                <w:color w:val="64748B"/>
+                <w:sz w:val="14"/>
+              </w:rPr>
+              <w:t>Démographie</w:t>
+            </w:r>
+          </w:p>
+        </w:tc>
+        <w:tc>
+          <w:tcPr>
+            <w:tcW w:type="dxa" w:w="1531"/>
+          </w:tcPr>
+          <w:p>
+            <w:r>
+              <w:rPr>
+                <w:b/>
+                <w:i w:val="0"/>
+                <w:color w:val="16A34A"/>
+                <w:sz w:val="16"/>
+              </w:rPr>
+              <w:t>—</w:t>
+            </w:r>
+          </w:p>
+        </w:tc>
+        <w:tc>
+          <w:tcPr>
+            <w:tcW w:type="dxa" w:w="1191"/>
+          </w:tcPr>
+          <w:p>
+            <w:r>
+              <w:rPr>
+                <w:b w:val="0"/>
+                <w:i w:val="0"/>
+                <w:color w:val="64748B"/>
+                <w:sz w:val="16"/>
+              </w:rPr>
+              <w:t>GT-CQ</w:t>
+            </w:r>
+          </w:p>
+        </w:tc>
+        <w:tc>
+          <w:tcPr>
+            <w:tcW w:type="dxa" w:w="4706"/>
+          </w:tcPr>
+          <w:p>
+            <w:r>
+              <w:rPr>
+                <w:b w:val="0"/>
+                <w:i w:val="0"/>
+                <w:sz w:val="17"/>
+              </w:rPr>
+              <w:t>Prière de verifier l'information donnée par Boubacar Djitte ou corriger au niveau de la section 1.</w:t>
+            </w:r>
+          </w:p>
+        </w:tc>
+      </w:tr>
+      <w:tr>
+        <w:tc>
+          <w:tcPr>
+            <w:tcW w:type="dxa" w:w="964"/>
+          </w:tcPr>
+          <w:p>
+            <w:r>
+              <w:rPr>
+                <w:b/>
+                <w:i w:val="0"/>
+                <w:color w:val="EA580C"/>
+                <w:sz w:val="16"/>
+              </w:rPr>
+              <w:t>Moyenne</w:t>
+            </w:r>
+          </w:p>
+        </w:tc>
+        <w:tc>
+          <w:tcPr>
+            <w:tcW w:type="dxa" w:w="1247"/>
+          </w:tcPr>
+          <w:p>
+            <w:r>
+              <w:rPr>
+                <w:b/>
+                <w:i w:val="0"/>
+                <w:sz w:val="16"/>
+              </w:rPr>
+              <w:t>S01</w:t>
+              <w:br/>
+            </w:r>
+            <w:r>
+              <w:rPr>
+                <w:b w:val="0"/>
+                <w:i w:val="0"/>
+                <w:color w:val="64748B"/>
+                <w:sz w:val="14"/>
+              </w:rPr>
+              <w:t>Démographie</w:t>
+            </w:r>
+          </w:p>
+        </w:tc>
+        <w:tc>
+          <w:tcPr>
+            <w:tcW w:type="dxa" w:w="1531"/>
+          </w:tcPr>
+          <w:p>
+            <w:r>
+              <w:rPr>
+                <w:b/>
+                <w:i w:val="0"/>
+                <w:color w:val="16A34A"/>
+                <w:sz w:val="16"/>
+              </w:rPr>
+              <w:t>—</w:t>
+            </w:r>
+          </w:p>
+        </w:tc>
+        <w:tc>
+          <w:tcPr>
+            <w:tcW w:type="dxa" w:w="1191"/>
+          </w:tcPr>
+          <w:p>
+            <w:r>
+              <w:rPr>
+                <w:b w:val="0"/>
+                <w:i w:val="0"/>
+                <w:color w:val="64748B"/>
+                <w:sz w:val="16"/>
+              </w:rPr>
+              <w:t>GT-CQ</w:t>
+            </w:r>
+          </w:p>
+        </w:tc>
+        <w:tc>
+          <w:tcPr>
+            <w:tcW w:type="dxa" w:w="4706"/>
+          </w:tcPr>
+          <w:p>
+            <w:r>
+              <w:rPr>
+                <w:b w:val="0"/>
+                <w:i w:val="0"/>
+                <w:sz w:val="17"/>
+              </w:rPr>
+              <w:t>Prière de verifier l'information donnée par Fatoumata Djitte ou corriger au niveau de la section 1.</w:t>
+            </w:r>
+          </w:p>
+        </w:tc>
+      </w:tr>
+      <w:tr>
+        <w:tc>
+          <w:tcPr>
+            <w:tcW w:type="dxa" w:w="964"/>
+          </w:tcPr>
+          <w:p>
+            <w:r>
+              <w:rPr>
+                <w:b/>
+                <w:i w:val="0"/>
+                <w:color w:val="EA580C"/>
+                <w:sz w:val="16"/>
+              </w:rPr>
+              <w:t>Moyenne</w:t>
+            </w:r>
+          </w:p>
+        </w:tc>
+        <w:tc>
+          <w:tcPr>
+            <w:tcW w:type="dxa" w:w="1247"/>
+          </w:tcPr>
+          <w:p>
+            <w:r>
+              <w:rPr>
+                <w:b/>
+                <w:i w:val="0"/>
+                <w:sz w:val="16"/>
+              </w:rPr>
+              <w:t>S01</w:t>
+              <w:br/>
+            </w:r>
+            <w:r>
+              <w:rPr>
+                <w:b w:val="0"/>
+                <w:i w:val="0"/>
+                <w:color w:val="64748B"/>
+                <w:sz w:val="14"/>
+              </w:rPr>
+              <w:t>Démographie</w:t>
+            </w:r>
+          </w:p>
+        </w:tc>
+        <w:tc>
+          <w:tcPr>
+            <w:tcW w:type="dxa" w:w="1531"/>
+          </w:tcPr>
+          <w:p>
+            <w:r>
+              <w:rPr>
+                <w:b/>
+                <w:i w:val="0"/>
+                <w:color w:val="16A34A"/>
+                <w:sz w:val="16"/>
+              </w:rPr>
+              <w:t>—</w:t>
+            </w:r>
+          </w:p>
+        </w:tc>
+        <w:tc>
+          <w:tcPr>
+            <w:tcW w:type="dxa" w:w="1191"/>
+          </w:tcPr>
+          <w:p>
+            <w:r>
+              <w:rPr>
+                <w:b w:val="0"/>
+                <w:i w:val="0"/>
+                <w:color w:val="64748B"/>
+                <w:sz w:val="16"/>
+              </w:rPr>
+              <w:t>GT-CQ</w:t>
+            </w:r>
+          </w:p>
+        </w:tc>
+        <w:tc>
+          <w:tcPr>
+            <w:tcW w:type="dxa" w:w="4706"/>
+          </w:tcPr>
+          <w:p>
+            <w:r>
+              <w:rPr>
+                <w:b w:val="0"/>
+                <w:i w:val="0"/>
+                <w:sz w:val="17"/>
+              </w:rPr>
+              <w:t>Prière de verifier l'information donnée par Massane Djitte ou corriger au niveau de la section 1.</w:t>
+            </w:r>
+          </w:p>
+        </w:tc>
+      </w:tr>
+      <w:tr>
+        <w:tc>
+          <w:tcPr>
+            <w:tcW w:type="dxa" w:w="964"/>
+          </w:tcPr>
+          <w:p>
+            <w:r>
+              <w:rPr>
+                <w:b/>
+                <w:i w:val="0"/>
+                <w:color w:val="EA580C"/>
+                <w:sz w:val="16"/>
+              </w:rPr>
+              <w:t>Moyenne</w:t>
+            </w:r>
+          </w:p>
+        </w:tc>
+        <w:tc>
+          <w:tcPr>
+            <w:tcW w:type="dxa" w:w="1247"/>
+          </w:tcPr>
+          <w:p>
+            <w:r>
+              <w:rPr>
+                <w:b/>
+                <w:i w:val="0"/>
+                <w:sz w:val="16"/>
+              </w:rPr>
+              <w:t>S01</w:t>
+              <w:br/>
+            </w:r>
+            <w:r>
+              <w:rPr>
+                <w:b w:val="0"/>
+                <w:i w:val="0"/>
+                <w:color w:val="64748B"/>
+                <w:sz w:val="14"/>
+              </w:rPr>
+              <w:t>Démographie</w:t>
+            </w:r>
+          </w:p>
+        </w:tc>
+        <w:tc>
+          <w:tcPr>
+            <w:tcW w:type="dxa" w:w="1531"/>
+          </w:tcPr>
+          <w:p>
+            <w:r>
+              <w:rPr>
+                <w:b/>
+                <w:i w:val="0"/>
+                <w:color w:val="16A34A"/>
+                <w:sz w:val="16"/>
+              </w:rPr>
+              <w:t>—</w:t>
+            </w:r>
+          </w:p>
+        </w:tc>
+        <w:tc>
+          <w:tcPr>
+            <w:tcW w:type="dxa" w:w="1191"/>
+          </w:tcPr>
+          <w:p>
+            <w:r>
+              <w:rPr>
+                <w:b w:val="0"/>
+                <w:i w:val="0"/>
+                <w:color w:val="64748B"/>
+                <w:sz w:val="16"/>
+              </w:rPr>
+              <w:t>GT-CQ</w:t>
+            </w:r>
+          </w:p>
+        </w:tc>
+        <w:tc>
+          <w:tcPr>
+            <w:tcW w:type="dxa" w:w="4706"/>
+          </w:tcPr>
+          <w:p>
+            <w:r>
+              <w:rPr>
+                <w:b w:val="0"/>
+                <w:i w:val="0"/>
+                <w:sz w:val="17"/>
+              </w:rPr>
+              <w:t>Prière de verifier l'information donnée par Penda Djitte ou corriger au niveau de la section 1.</w:t>
+            </w:r>
+          </w:p>
+        </w:tc>
+      </w:tr>
+      <w:tr>
+        <w:tc>
+          <w:tcPr>
+            <w:tcW w:type="dxa" w:w="964"/>
+          </w:tcPr>
+          <w:p>
+            <w:r>
+              <w:rPr>
+                <w:b/>
+                <w:i w:val="0"/>
+                <w:color w:val="EA580C"/>
+                <w:sz w:val="16"/>
+              </w:rPr>
+              <w:t>Moyenne</w:t>
+            </w:r>
+          </w:p>
+        </w:tc>
+        <w:tc>
+          <w:tcPr>
+            <w:tcW w:type="dxa" w:w="1247"/>
+          </w:tcPr>
+          <w:p>
+            <w:r>
+              <w:rPr>
+                <w:b/>
+                <w:i w:val="0"/>
+                <w:sz w:val="16"/>
+              </w:rPr>
+              <w:t>S01</w:t>
+              <w:br/>
+            </w:r>
+            <w:r>
+              <w:rPr>
+                <w:b w:val="0"/>
+                <w:i w:val="0"/>
+                <w:color w:val="64748B"/>
+                <w:sz w:val="14"/>
+              </w:rPr>
+              <w:t>Démographie</w:t>
+            </w:r>
+          </w:p>
+        </w:tc>
+        <w:tc>
+          <w:tcPr>
+            <w:tcW w:type="dxa" w:w="1531"/>
+          </w:tcPr>
+          <w:p>
+            <w:r>
+              <w:rPr>
+                <w:b/>
+                <w:i w:val="0"/>
+                <w:color w:val="16A34A"/>
+                <w:sz w:val="16"/>
+              </w:rPr>
+              <w:t>—</w:t>
+            </w:r>
+          </w:p>
+        </w:tc>
+        <w:tc>
+          <w:tcPr>
+            <w:tcW w:type="dxa" w:w="1191"/>
+          </w:tcPr>
+          <w:p>
+            <w:r>
+              <w:rPr>
+                <w:b w:val="0"/>
+                <w:i w:val="0"/>
+                <w:color w:val="64748B"/>
+                <w:sz w:val="16"/>
+              </w:rPr>
+              <w:t>GT-CQ</w:t>
+            </w:r>
+          </w:p>
+        </w:tc>
+        <w:tc>
+          <w:tcPr>
+            <w:tcW w:type="dxa" w:w="4706"/>
+          </w:tcPr>
+          <w:p>
+            <w:r>
+              <w:rPr>
+                <w:b w:val="0"/>
+                <w:i w:val="0"/>
+                <w:sz w:val="17"/>
+              </w:rPr>
+              <w:t>Prière de verifier l'information donnée par Sire Djitte ou corriger au niveau de la section 1.</w:t>
+            </w:r>
+          </w:p>
+        </w:tc>
+      </w:tr>
+      <w:tr>
+        <w:tc>
+          <w:tcPr>
+            <w:tcW w:type="dxa" w:w="964"/>
+          </w:tcPr>
+          <w:p>
+            <w:r>
+              <w:rPr>
+                <w:b/>
+                <w:i w:val="0"/>
+                <w:color w:val="EA580C"/>
+                <w:sz w:val="16"/>
+              </w:rPr>
+              <w:t>Moyenne</w:t>
+            </w:r>
+          </w:p>
+        </w:tc>
+        <w:tc>
+          <w:tcPr>
+            <w:tcW w:type="dxa" w:w="1247"/>
+          </w:tcPr>
+          <w:p>
+            <w:r>
+              <w:rPr>
+                <w:b/>
+                <w:i w:val="0"/>
+                <w:sz w:val="16"/>
+              </w:rPr>
+              <w:t>S01</w:t>
+              <w:br/>
+            </w:r>
+            <w:r>
+              <w:rPr>
+                <w:b w:val="0"/>
+                <w:i w:val="0"/>
+                <w:color w:val="64748B"/>
+                <w:sz w:val="14"/>
+              </w:rPr>
+              <w:t>Démographie</w:t>
+            </w:r>
+          </w:p>
+        </w:tc>
+        <w:tc>
+          <w:tcPr>
+            <w:tcW w:type="dxa" w:w="1531"/>
+          </w:tcPr>
+          <w:p>
+            <w:r>
+              <w:rPr>
+                <w:b/>
+                <w:i w:val="0"/>
+                <w:color w:val="16A34A"/>
+                <w:sz w:val="16"/>
+              </w:rPr>
+              <w:t>—</w:t>
+            </w:r>
+          </w:p>
+        </w:tc>
+        <w:tc>
+          <w:tcPr>
+            <w:tcW w:type="dxa" w:w="1191"/>
+          </w:tcPr>
+          <w:p>
+            <w:r>
+              <w:rPr>
+                <w:b w:val="0"/>
+                <w:i w:val="0"/>
+                <w:color w:val="64748B"/>
+                <w:sz w:val="16"/>
+              </w:rPr>
+              <w:t>GT-CQ</w:t>
+            </w:r>
+          </w:p>
+        </w:tc>
+        <w:tc>
+          <w:tcPr>
+            <w:tcW w:type="dxa" w:w="4706"/>
+          </w:tcPr>
+          <w:p>
+            <w:r>
+              <w:rPr>
+                <w:b w:val="0"/>
+                <w:i w:val="0"/>
+                <w:sz w:val="17"/>
+              </w:rPr>
+              <w:t>Prière de verifier l'information donnée par Yacine Djitte ou corriger au niveau de la section 1.</w:t>
+            </w:r>
+          </w:p>
+        </w:tc>
+      </w:tr>
+      <w:tr>
+        <w:tc>
+          <w:tcPr>
+            <w:tcW w:type="dxa" w:w="964"/>
+          </w:tcPr>
+          <w:p>
+            <w:r>
+              <w:rPr>
+                <w:b/>
+                <w:i w:val="0"/>
+                <w:color w:val="EA580C"/>
+                <w:sz w:val="16"/>
+              </w:rPr>
+              <w:t>Moyenne</w:t>
+            </w:r>
+          </w:p>
+        </w:tc>
+        <w:tc>
+          <w:tcPr>
+            <w:tcW w:type="dxa" w:w="1247"/>
+          </w:tcPr>
+          <w:p>
+            <w:r>
+              <w:rPr>
+                <w:b/>
+                <w:i w:val="0"/>
+                <w:sz w:val="16"/>
+              </w:rPr>
+              <w:t>S01</w:t>
+              <w:br/>
+            </w:r>
+            <w:r>
+              <w:rPr>
+                <w:b w:val="0"/>
+                <w:i w:val="0"/>
+                <w:color w:val="64748B"/>
+                <w:sz w:val="14"/>
+              </w:rPr>
+              <w:t>Démographie</w:t>
+            </w:r>
+          </w:p>
+        </w:tc>
+        <w:tc>
+          <w:tcPr>
+            <w:tcW w:type="dxa" w:w="1531"/>
+          </w:tcPr>
+          <w:p>
+            <w:r>
+              <w:rPr>
+                <w:b/>
+                <w:i w:val="0"/>
+                <w:color w:val="16A34A"/>
+                <w:sz w:val="16"/>
+              </w:rPr>
+              <w:t>—</w:t>
+            </w:r>
+          </w:p>
+        </w:tc>
+        <w:tc>
+          <w:tcPr>
+            <w:tcW w:type="dxa" w:w="1191"/>
+          </w:tcPr>
+          <w:p>
+            <w:r>
+              <w:rPr>
+                <w:b w:val="0"/>
+                <w:i w:val="0"/>
+                <w:color w:val="64748B"/>
+                <w:sz w:val="16"/>
+              </w:rPr>
+              <w:t>GT-CQ</w:t>
+            </w:r>
+          </w:p>
+        </w:tc>
+        <w:tc>
+          <w:tcPr>
+            <w:tcW w:type="dxa" w:w="4706"/>
+          </w:tcPr>
+          <w:p>
+            <w:r>
+              <w:rPr>
+                <w:b w:val="0"/>
+                <w:i w:val="0"/>
+                <w:sz w:val="17"/>
+              </w:rPr>
+              <w:t>Prière de verifier l'information donnée par Yamadou Djitte ou corriger au niveau de la section 1.</w:t>
+            </w:r>
+          </w:p>
+        </w:tc>
+      </w:tr>
+      <w:tr>
+        <w:tc>
+          <w:tcPr>
+            <w:tcW w:type="dxa" w:w="964"/>
+          </w:tcPr>
+          <w:p>
+            <w:r>
+              <w:rPr>
+                <w:b/>
+                <w:i w:val="0"/>
+                <w:color w:val="EA580C"/>
+                <w:sz w:val="16"/>
+              </w:rPr>
+              <w:t>Moyenne</w:t>
+            </w:r>
+          </w:p>
+        </w:tc>
+        <w:tc>
+          <w:tcPr>
+            <w:tcW w:type="dxa" w:w="1247"/>
+          </w:tcPr>
+          <w:p>
+            <w:r>
+              <w:rPr>
+                <w:b/>
+                <w:i w:val="0"/>
+                <w:sz w:val="16"/>
+              </w:rPr>
+              <w:t>S01</w:t>
+              <w:br/>
+            </w:r>
+            <w:r>
+              <w:rPr>
+                <w:b w:val="0"/>
+                <w:i w:val="0"/>
+                <w:color w:val="64748B"/>
+                <w:sz w:val="14"/>
+              </w:rPr>
+              <w:t>Démographie</w:t>
+            </w:r>
+          </w:p>
+        </w:tc>
+        <w:tc>
+          <w:tcPr>
+            <w:tcW w:type="dxa" w:w="1531"/>
+          </w:tcPr>
+          <w:p>
+            <w:r>
+              <w:rPr>
+                <w:b/>
+                <w:i w:val="0"/>
+                <w:color w:val="16A34A"/>
+                <w:sz w:val="16"/>
+              </w:rPr>
+              <w:t>s01q10_1</w:t>
+            </w:r>
+          </w:p>
+        </w:tc>
+        <w:tc>
+          <w:tcPr>
+            <w:tcW w:type="dxa" w:w="1191"/>
+          </w:tcPr>
+          <w:p>
+            <w:r>
+              <w:rPr>
+                <w:b w:val="0"/>
+                <w:i w:val="0"/>
+                <w:color w:val="64748B"/>
+                <w:sz w:val="16"/>
+              </w:rPr>
+              <w:t>GT-CQ</w:t>
+            </w:r>
+          </w:p>
+        </w:tc>
+        <w:tc>
+          <w:tcPr>
+            <w:tcW w:type="dxa" w:w="4706"/>
+          </w:tcPr>
+          <w:p>
+            <w:r>
+              <w:rPr>
+                <w:b w:val="0"/>
+                <w:i w:val="0"/>
+                <w:sz w:val="17"/>
+              </w:rPr>
+              <w:t>La taille du ménage lors de l'enquête principale (10) de ce ménage est inférieur à la taille du denombrement (15), prière de fournir des explications concrètes ou aller revisiter le ménage.</w:t>
+            </w:r>
+          </w:p>
+        </w:tc>
+      </w:tr>
+      <w:tr>
+        <w:tc>
+          <w:tcPr>
+            <w:tcW w:type="dxa" w:w="964"/>
+          </w:tcPr>
+          <w:p>
+            <w:r>
+              <w:rPr>
+                <w:b/>
+                <w:i w:val="0"/>
+                <w:color w:val="EA580C"/>
+                <w:sz w:val="16"/>
+              </w:rPr>
+              <w:t>Moyenne</w:t>
+            </w:r>
+          </w:p>
+        </w:tc>
+        <w:tc>
+          <w:tcPr>
+            <w:tcW w:type="dxa" w:w="1247"/>
+          </w:tcPr>
+          <w:p>
+            <w:r>
+              <w:rPr>
+                <w:b/>
+                <w:i w:val="0"/>
+                <w:sz w:val="16"/>
+              </w:rPr>
               <w:t>S02</w:t>
               <w:br/>
             </w:r>
@@ -2434,7 +3514,7 @@
                 <w:color w:val="16A34A"/>
                 <w:sz w:val="16"/>
               </w:rPr>
-              <w:t>s01q32, s01q36, s01q38, s04q37_modif, s02q33, s02q34, s01q00b</w:t>
+              <w:t>s01q63, s00q04, s02q25, s01q00b, s02q17_2, s02q15_2</w:t>
             </w:r>
           </w:p>
         </w:tc>
@@ -2465,7 +3545,7 @@
                 <w:i w:val="0"/>
                 <w:sz w:val="17"/>
               </w:rPr>
-              <w:t>Peu probable!!! Vu l'âge (17 ans) de Fatoumata Djitte ou l'année à laquelle Fatoumata Djitte a fréquenté l'école pour la dernière fois (.) le dernier diplome de Fatoumata Djitte ne peut être le Certificat d'études primaires (CEP), prière de corriger cette incohérence ou confirmer avec le QG.</w:t>
+              <w:t>Dans les milieux urbains c'est peu probable de voir une école dont les élèves ou étudiants ne dépensent pas en frais d'uniformes, prière de verifier pour Fatoumata Djitte qui fréquente 3ème année de Secondaire 1 (Moyen) Général et corriger ou confirmer avec le QG.</w:t>
             </w:r>
           </w:p>
         </w:tc>
@@ -2480,10 +3560,10 @@
               <w:rPr>
                 <w:b/>
                 <w:i w:val="0"/>
-                <w:color w:val="DC2626"/>
+                <w:color w:val="EA580C"/>
                 <w:sz w:val="16"/>
               </w:rPr>
-              <w:t>Haute</w:t>
+              <w:t>Moyenne</w:t>
             </w:r>
           </w:p>
         </w:tc>
@@ -2498,7 +3578,7 @@
                 <w:i w:val="0"/>
                 <w:sz w:val="16"/>
               </w:rPr>
-              <w:t>S04</w:t>
+              <w:t>S02</w:t>
               <w:br/>
             </w:r>
             <w:r>
@@ -2508,7 +3588,7 @@
                 <w:color w:val="64748B"/>
                 <w:sz w:val="14"/>
               </w:rPr>
-              <w:t>Emploi</w:t>
+              <w:t>Éducation</w:t>
             </w:r>
           </w:p>
         </w:tc>
@@ -2524,7 +3604,7 @@
                 <w:color w:val="16A34A"/>
                 <w:sz w:val="16"/>
               </w:rPr>
-              <w:t>s01q49, s02q24, s04q37, s04q50, s01q00b</w:t>
+              <w:t>s01q63, s00q04, s02q25, s01q00b, s02q17_2, s02q15_2</w:t>
             </w:r>
           </w:p>
         </w:tc>
@@ -2555,7 +3635,7 @@
                 <w:i w:val="0"/>
                 <w:sz w:val="17"/>
               </w:rPr>
-              <w:t>Incoherence! Madicoye Djitte a comme secteur institutionel Etat/Collectivité locale ou Entreprise Publique/Parapublique et dit n'avoir pas un bulletin de salaire, prière de corriger cette incoherence.</w:t>
+              <w:t>Dans les milieux urbains c'est peu probable de voir une école dont les élèves ou étudiants ne dépensent pas en frais d'uniformes, prière de verifier pour Ibrahima Djitte qui fréquente 5ème année de Primaire et corriger ou confirmer avec le QG.</w:t>
             </w:r>
           </w:p>
         </w:tc>
@@ -2588,7 +3668,7 @@
                 <w:i w:val="0"/>
                 <w:sz w:val="16"/>
               </w:rPr>
-              <w:t>S00</w:t>
+              <w:t>S02</w:t>
               <w:br/>
             </w:r>
             <w:r>
@@ -2598,7 +3678,7 @@
                 <w:color w:val="64748B"/>
                 <w:sz w:val="14"/>
               </w:rPr>
-              <w:t>Identification</w:t>
+              <w:t>Éducation</w:t>
             </w:r>
           </w:p>
         </w:tc>
@@ -2614,7 +3694,7 @@
                 <w:color w:val="16A34A"/>
                 <w:sz w:val="16"/>
               </w:rPr>
-              <w:t>—</w:t>
+              <w:t>s01q63, s00q04, s02q25, s01q00b, s02q17_2, s02q15_2</w:t>
             </w:r>
           </w:p>
         </w:tc>
@@ -2645,7 +3725,7 @@
                 <w:i w:val="0"/>
                 <w:sz w:val="17"/>
               </w:rPr>
-              <w:t>L'adresse ou la localisation du ménage doit être bien renseignée, ne doit pas contenir des numéros de téléphone et elle semble courte pour être une adresse.</w:t>
+              <w:t>Dans les milieux urbains c'est peu probable de voir une école dont les élèves ou étudiants ne dépensent pas en frais d'uniformes, prière de verifier pour Massane Djitte qui fréquente 4ème année de Primaire et corriger ou confirmer avec le QG.</w:t>
             </w:r>
           </w:p>
         </w:tc>
@@ -2678,7 +3758,7 @@
                 <w:i w:val="0"/>
                 <w:sz w:val="16"/>
               </w:rPr>
-              <w:t>S00</w:t>
+              <w:t>S02</w:t>
               <w:br/>
             </w:r>
             <w:r>
@@ -2688,7 +3768,7 @@
                 <w:color w:val="64748B"/>
                 <w:sz w:val="14"/>
               </w:rPr>
-              <w:t>Identification</w:t>
+              <w:t>Éducation</w:t>
             </w:r>
           </w:p>
         </w:tc>
@@ -2704,7 +3784,7 @@
                 <w:color w:val="16A34A"/>
                 <w:sz w:val="16"/>
               </w:rPr>
-              <w:t>—</w:t>
+              <w:t>s01q63, s00q04, s02q25, s01q00b, s02q17_2, s02q15_2</w:t>
             </w:r>
           </w:p>
         </w:tc>
@@ -2735,7 +3815,7 @@
                 <w:i w:val="0"/>
                 <w:sz w:val="17"/>
               </w:rPr>
-              <w:t>Prière de renseigner la bonne adresse.</w:t>
+              <w:t>Dans les milieux urbains c'est peu probable de voir une école dont les élèves ou étudiants ne dépensent pas en frais d'uniformes, prière de verifier pour Penda Djitte qui fréquente 4ème année de Secondaire 1 (Moyen) Général et corriger ou confirmer avec le QG.</w:t>
             </w:r>
           </w:p>
         </w:tc>
@@ -2768,7 +3848,7 @@
                 <w:i w:val="0"/>
                 <w:sz w:val="16"/>
               </w:rPr>
-              <w:t>S01</w:t>
+              <w:t>S02</w:t>
               <w:br/>
             </w:r>
             <w:r>
@@ -2778,7 +3858,7 @@
                 <w:color w:val="64748B"/>
                 <w:sz w:val="14"/>
               </w:rPr>
-              <w:t>Démographie</w:t>
+              <w:t>Éducation</w:t>
             </w:r>
           </w:p>
         </w:tc>
@@ -2794,7 +3874,7 @@
                 <w:color w:val="16A34A"/>
                 <w:sz w:val="16"/>
               </w:rPr>
-              <w:t>—</w:t>
+              <w:t>s01q63, s00q04, s02q25, s01q00b, s02q17_2, s02q15_2</w:t>
             </w:r>
           </w:p>
         </w:tc>
@@ -2825,7 +3905,7 @@
                 <w:i w:val="0"/>
                 <w:sz w:val="17"/>
               </w:rPr>
-              <w:t>Prière de verifier l'information donnée par Ibrahima Djitte ou corriger au niveau de la section 1.</w:t>
+              <w:t>Dans les milieux urbains c'est peu probable de voir une école dont les élèves ou étudiants ne dépensent pas en frais d'uniformes, prière de verifier pour Yacine Djitte qui fréquente 1ére année de Primaire et corriger ou confirmer avec le QG.</w:t>
             </w:r>
           </w:p>
         </w:tc>
@@ -2858,7 +3938,7 @@
                 <w:i w:val="0"/>
                 <w:sz w:val="16"/>
               </w:rPr>
-              <w:t>S01</w:t>
+              <w:t>S02</w:t>
               <w:br/>
             </w:r>
             <w:r>
@@ -2868,7 +3948,7 @@
                 <w:color w:val="64748B"/>
                 <w:sz w:val="14"/>
               </w:rPr>
-              <w:t>Démographie</w:t>
+              <w:t>Éducation</w:t>
             </w:r>
           </w:p>
         </w:tc>
@@ -2884,7 +3964,7 @@
                 <w:color w:val="16A34A"/>
                 <w:sz w:val="16"/>
               </w:rPr>
-              <w:t>—</w:t>
+              <w:t>s01q63, s00q04, s02q25, s01q00b, s02q17_2, s02q15_2</w:t>
             </w:r>
           </w:p>
         </w:tc>
@@ -2915,1717 +3995,7 @@
                 <w:i w:val="0"/>
                 <w:sz w:val="17"/>
               </w:rPr>
-              <w:t>Prière de verifier l'information donnée par Boubacar Djitte ou corriger au niveau de la section 1.</w:t>
-            </w:r>
-          </w:p>
-        </w:tc>
-      </w:tr>
-      <w:tr>
-        <w:tc>
-          <w:tcPr>
-            <w:tcW w:type="dxa" w:w="964"/>
-          </w:tcPr>
-          <w:p>
-            <w:r>
-              <w:rPr>
-                <w:b/>
-                <w:i w:val="0"/>
-                <w:color w:val="EA580C"/>
-                <w:sz w:val="16"/>
-              </w:rPr>
-              <w:t>Moyenne</w:t>
-            </w:r>
-          </w:p>
-        </w:tc>
-        <w:tc>
-          <w:tcPr>
-            <w:tcW w:type="dxa" w:w="1247"/>
-          </w:tcPr>
-          <w:p>
-            <w:r>
-              <w:rPr>
-                <w:b/>
-                <w:i w:val="0"/>
-                <w:sz w:val="16"/>
-              </w:rPr>
-              <w:t>S01</w:t>
-              <w:br/>
-            </w:r>
-            <w:r>
-              <w:rPr>
-                <w:b w:val="0"/>
-                <w:i w:val="0"/>
-                <w:color w:val="64748B"/>
-                <w:sz w:val="14"/>
-              </w:rPr>
-              <w:t>Démographie</w:t>
-            </w:r>
-          </w:p>
-        </w:tc>
-        <w:tc>
-          <w:tcPr>
-            <w:tcW w:type="dxa" w:w="1531"/>
-          </w:tcPr>
-          <w:p>
-            <w:r>
-              <w:rPr>
-                <w:b/>
-                <w:i w:val="0"/>
-                <w:color w:val="16A34A"/>
-                <w:sz w:val="16"/>
-              </w:rPr>
-              <w:t>—</w:t>
-            </w:r>
-          </w:p>
-        </w:tc>
-        <w:tc>
-          <w:tcPr>
-            <w:tcW w:type="dxa" w:w="1191"/>
-          </w:tcPr>
-          <w:p>
-            <w:r>
-              <w:rPr>
-                <w:b w:val="0"/>
-                <w:i w:val="0"/>
-                <w:color w:val="64748B"/>
-                <w:sz w:val="16"/>
-              </w:rPr>
-              <w:t>GT-CQ</w:t>
-            </w:r>
-          </w:p>
-        </w:tc>
-        <w:tc>
-          <w:tcPr>
-            <w:tcW w:type="dxa" w:w="4706"/>
-          </w:tcPr>
-          <w:p>
-            <w:r>
-              <w:rPr>
-                <w:b w:val="0"/>
-                <w:i w:val="0"/>
-                <w:sz w:val="17"/>
-              </w:rPr>
-              <w:t>Prière de verifier l'information donnée par Fatoumata Djitte ou corriger au niveau de la section 1.</w:t>
-            </w:r>
-          </w:p>
-        </w:tc>
-      </w:tr>
-      <w:tr>
-        <w:tc>
-          <w:tcPr>
-            <w:tcW w:type="dxa" w:w="964"/>
-          </w:tcPr>
-          <w:p>
-            <w:r>
-              <w:rPr>
-                <w:b/>
-                <w:i w:val="0"/>
-                <w:color w:val="EA580C"/>
-                <w:sz w:val="16"/>
-              </w:rPr>
-              <w:t>Moyenne</w:t>
-            </w:r>
-          </w:p>
-        </w:tc>
-        <w:tc>
-          <w:tcPr>
-            <w:tcW w:type="dxa" w:w="1247"/>
-          </w:tcPr>
-          <w:p>
-            <w:r>
-              <w:rPr>
-                <w:b/>
-                <w:i w:val="0"/>
-                <w:sz w:val="16"/>
-              </w:rPr>
-              <w:t>S01</w:t>
-              <w:br/>
-            </w:r>
-            <w:r>
-              <w:rPr>
-                <w:b w:val="0"/>
-                <w:i w:val="0"/>
-                <w:color w:val="64748B"/>
-                <w:sz w:val="14"/>
-              </w:rPr>
-              <w:t>Démographie</w:t>
-            </w:r>
-          </w:p>
-        </w:tc>
-        <w:tc>
-          <w:tcPr>
-            <w:tcW w:type="dxa" w:w="1531"/>
-          </w:tcPr>
-          <w:p>
-            <w:r>
-              <w:rPr>
-                <w:b/>
-                <w:i w:val="0"/>
-                <w:color w:val="16A34A"/>
-                <w:sz w:val="16"/>
-              </w:rPr>
-              <w:t>—</w:t>
-            </w:r>
-          </w:p>
-        </w:tc>
-        <w:tc>
-          <w:tcPr>
-            <w:tcW w:type="dxa" w:w="1191"/>
-          </w:tcPr>
-          <w:p>
-            <w:r>
-              <w:rPr>
-                <w:b w:val="0"/>
-                <w:i w:val="0"/>
-                <w:color w:val="64748B"/>
-                <w:sz w:val="16"/>
-              </w:rPr>
-              <w:t>GT-CQ</w:t>
-            </w:r>
-          </w:p>
-        </w:tc>
-        <w:tc>
-          <w:tcPr>
-            <w:tcW w:type="dxa" w:w="4706"/>
-          </w:tcPr>
-          <w:p>
-            <w:r>
-              <w:rPr>
-                <w:b w:val="0"/>
-                <w:i w:val="0"/>
-                <w:sz w:val="17"/>
-              </w:rPr>
-              <w:t>Prière de verifier l'information donnée par Massane Djitte ou corriger au niveau de la section 1.</w:t>
-            </w:r>
-          </w:p>
-        </w:tc>
-      </w:tr>
-      <w:tr>
-        <w:tc>
-          <w:tcPr>
-            <w:tcW w:type="dxa" w:w="964"/>
-          </w:tcPr>
-          <w:p>
-            <w:r>
-              <w:rPr>
-                <w:b/>
-                <w:i w:val="0"/>
-                <w:color w:val="EA580C"/>
-                <w:sz w:val="16"/>
-              </w:rPr>
-              <w:t>Moyenne</w:t>
-            </w:r>
-          </w:p>
-        </w:tc>
-        <w:tc>
-          <w:tcPr>
-            <w:tcW w:type="dxa" w:w="1247"/>
-          </w:tcPr>
-          <w:p>
-            <w:r>
-              <w:rPr>
-                <w:b/>
-                <w:i w:val="0"/>
-                <w:sz w:val="16"/>
-              </w:rPr>
-              <w:t>S01</w:t>
-              <w:br/>
-            </w:r>
-            <w:r>
-              <w:rPr>
-                <w:b w:val="0"/>
-                <w:i w:val="0"/>
-                <w:color w:val="64748B"/>
-                <w:sz w:val="14"/>
-              </w:rPr>
-              <w:t>Démographie</w:t>
-            </w:r>
-          </w:p>
-        </w:tc>
-        <w:tc>
-          <w:tcPr>
-            <w:tcW w:type="dxa" w:w="1531"/>
-          </w:tcPr>
-          <w:p>
-            <w:r>
-              <w:rPr>
-                <w:b/>
-                <w:i w:val="0"/>
-                <w:color w:val="16A34A"/>
-                <w:sz w:val="16"/>
-              </w:rPr>
-              <w:t>—</w:t>
-            </w:r>
-          </w:p>
-        </w:tc>
-        <w:tc>
-          <w:tcPr>
-            <w:tcW w:type="dxa" w:w="1191"/>
-          </w:tcPr>
-          <w:p>
-            <w:r>
-              <w:rPr>
-                <w:b w:val="0"/>
-                <w:i w:val="0"/>
-                <w:color w:val="64748B"/>
-                <w:sz w:val="16"/>
-              </w:rPr>
-              <w:t>GT-CQ</w:t>
-            </w:r>
-          </w:p>
-        </w:tc>
-        <w:tc>
-          <w:tcPr>
-            <w:tcW w:type="dxa" w:w="4706"/>
-          </w:tcPr>
-          <w:p>
-            <w:r>
-              <w:rPr>
-                <w:b w:val="0"/>
-                <w:i w:val="0"/>
-                <w:sz w:val="17"/>
-              </w:rPr>
-              <w:t>Prière de verifier l'information donnée par Penda Djitte ou corriger au niveau de la section 1.</w:t>
-            </w:r>
-          </w:p>
-        </w:tc>
-      </w:tr>
-      <w:tr>
-        <w:tc>
-          <w:tcPr>
-            <w:tcW w:type="dxa" w:w="964"/>
-          </w:tcPr>
-          <w:p>
-            <w:r>
-              <w:rPr>
-                <w:b/>
-                <w:i w:val="0"/>
-                <w:color w:val="EA580C"/>
-                <w:sz w:val="16"/>
-              </w:rPr>
-              <w:t>Moyenne</w:t>
-            </w:r>
-          </w:p>
-        </w:tc>
-        <w:tc>
-          <w:tcPr>
-            <w:tcW w:type="dxa" w:w="1247"/>
-          </w:tcPr>
-          <w:p>
-            <w:r>
-              <w:rPr>
-                <w:b/>
-                <w:i w:val="0"/>
-                <w:sz w:val="16"/>
-              </w:rPr>
-              <w:t>S01</w:t>
-              <w:br/>
-            </w:r>
-            <w:r>
-              <w:rPr>
-                <w:b w:val="0"/>
-                <w:i w:val="0"/>
-                <w:color w:val="64748B"/>
-                <w:sz w:val="14"/>
-              </w:rPr>
-              <w:t>Démographie</w:t>
-            </w:r>
-          </w:p>
-        </w:tc>
-        <w:tc>
-          <w:tcPr>
-            <w:tcW w:type="dxa" w:w="1531"/>
-          </w:tcPr>
-          <w:p>
-            <w:r>
-              <w:rPr>
-                <w:b/>
-                <w:i w:val="0"/>
-                <w:color w:val="16A34A"/>
-                <w:sz w:val="16"/>
-              </w:rPr>
-              <w:t>—</w:t>
-            </w:r>
-          </w:p>
-        </w:tc>
-        <w:tc>
-          <w:tcPr>
-            <w:tcW w:type="dxa" w:w="1191"/>
-          </w:tcPr>
-          <w:p>
-            <w:r>
-              <w:rPr>
-                <w:b w:val="0"/>
-                <w:i w:val="0"/>
-                <w:color w:val="64748B"/>
-                <w:sz w:val="16"/>
-              </w:rPr>
-              <w:t>GT-CQ</w:t>
-            </w:r>
-          </w:p>
-        </w:tc>
-        <w:tc>
-          <w:tcPr>
-            <w:tcW w:type="dxa" w:w="4706"/>
-          </w:tcPr>
-          <w:p>
-            <w:r>
-              <w:rPr>
-                <w:b w:val="0"/>
-                <w:i w:val="0"/>
-                <w:sz w:val="17"/>
-              </w:rPr>
-              <w:t>Prière de verifier l'information donnée par Sire Djitte ou corriger au niveau de la section 1.</w:t>
-            </w:r>
-          </w:p>
-        </w:tc>
-      </w:tr>
-      <w:tr>
-        <w:tc>
-          <w:tcPr>
-            <w:tcW w:type="dxa" w:w="964"/>
-          </w:tcPr>
-          <w:p>
-            <w:r>
-              <w:rPr>
-                <w:b/>
-                <w:i w:val="0"/>
-                <w:color w:val="EA580C"/>
-                <w:sz w:val="16"/>
-              </w:rPr>
-              <w:t>Moyenne</w:t>
-            </w:r>
-          </w:p>
-        </w:tc>
-        <w:tc>
-          <w:tcPr>
-            <w:tcW w:type="dxa" w:w="1247"/>
-          </w:tcPr>
-          <w:p>
-            <w:r>
-              <w:rPr>
-                <w:b/>
-                <w:i w:val="0"/>
-                <w:sz w:val="16"/>
-              </w:rPr>
-              <w:t>S01</w:t>
-              <w:br/>
-            </w:r>
-            <w:r>
-              <w:rPr>
-                <w:b w:val="0"/>
-                <w:i w:val="0"/>
-                <w:color w:val="64748B"/>
-                <w:sz w:val="14"/>
-              </w:rPr>
-              <w:t>Démographie</w:t>
-            </w:r>
-          </w:p>
-        </w:tc>
-        <w:tc>
-          <w:tcPr>
-            <w:tcW w:type="dxa" w:w="1531"/>
-          </w:tcPr>
-          <w:p>
-            <w:r>
-              <w:rPr>
-                <w:b/>
-                <w:i w:val="0"/>
-                <w:color w:val="16A34A"/>
-                <w:sz w:val="16"/>
-              </w:rPr>
-              <w:t>—</w:t>
-            </w:r>
-          </w:p>
-        </w:tc>
-        <w:tc>
-          <w:tcPr>
-            <w:tcW w:type="dxa" w:w="1191"/>
-          </w:tcPr>
-          <w:p>
-            <w:r>
-              <w:rPr>
-                <w:b w:val="0"/>
-                <w:i w:val="0"/>
-                <w:color w:val="64748B"/>
-                <w:sz w:val="16"/>
-              </w:rPr>
-              <w:t>GT-CQ</w:t>
-            </w:r>
-          </w:p>
-        </w:tc>
-        <w:tc>
-          <w:tcPr>
-            <w:tcW w:type="dxa" w:w="4706"/>
-          </w:tcPr>
-          <w:p>
-            <w:r>
-              <w:rPr>
-                <w:b w:val="0"/>
-                <w:i w:val="0"/>
-                <w:sz w:val="17"/>
-              </w:rPr>
-              <w:t>Prière de verifier l'information donnée par Yacine Djitte ou corriger au niveau de la section 1.</w:t>
-            </w:r>
-          </w:p>
-        </w:tc>
-      </w:tr>
-      <w:tr>
-        <w:tc>
-          <w:tcPr>
-            <w:tcW w:type="dxa" w:w="964"/>
-          </w:tcPr>
-          <w:p>
-            <w:r>
-              <w:rPr>
-                <w:b/>
-                <w:i w:val="0"/>
-                <w:color w:val="EA580C"/>
-                <w:sz w:val="16"/>
-              </w:rPr>
-              <w:t>Moyenne</w:t>
-            </w:r>
-          </w:p>
-        </w:tc>
-        <w:tc>
-          <w:tcPr>
-            <w:tcW w:type="dxa" w:w="1247"/>
-          </w:tcPr>
-          <w:p>
-            <w:r>
-              <w:rPr>
-                <w:b/>
-                <w:i w:val="0"/>
-                <w:sz w:val="16"/>
-              </w:rPr>
-              <w:t>S01</w:t>
-              <w:br/>
-            </w:r>
-            <w:r>
-              <w:rPr>
-                <w:b w:val="0"/>
-                <w:i w:val="0"/>
-                <w:color w:val="64748B"/>
-                <w:sz w:val="14"/>
-              </w:rPr>
-              <w:t>Démographie</w:t>
-            </w:r>
-          </w:p>
-        </w:tc>
-        <w:tc>
-          <w:tcPr>
-            <w:tcW w:type="dxa" w:w="1531"/>
-          </w:tcPr>
-          <w:p>
-            <w:r>
-              <w:rPr>
-                <w:b/>
-                <w:i w:val="0"/>
-                <w:color w:val="16A34A"/>
-                <w:sz w:val="16"/>
-              </w:rPr>
-              <w:t>—</w:t>
-            </w:r>
-          </w:p>
-        </w:tc>
-        <w:tc>
-          <w:tcPr>
-            <w:tcW w:type="dxa" w:w="1191"/>
-          </w:tcPr>
-          <w:p>
-            <w:r>
-              <w:rPr>
-                <w:b w:val="0"/>
-                <w:i w:val="0"/>
-                <w:color w:val="64748B"/>
-                <w:sz w:val="16"/>
-              </w:rPr>
-              <w:t>GT-CQ</w:t>
-            </w:r>
-          </w:p>
-        </w:tc>
-        <w:tc>
-          <w:tcPr>
-            <w:tcW w:type="dxa" w:w="4706"/>
-          </w:tcPr>
-          <w:p>
-            <w:r>
-              <w:rPr>
-                <w:b w:val="0"/>
-                <w:i w:val="0"/>
-                <w:sz w:val="17"/>
-              </w:rPr>
-              <w:t>Prière de verifier l'information donnée par Yamadou Djitte ou corriger au niveau de la section 1.</w:t>
-            </w:r>
-          </w:p>
-        </w:tc>
-      </w:tr>
-      <w:tr>
-        <w:tc>
-          <w:tcPr>
-            <w:tcW w:type="dxa" w:w="964"/>
-          </w:tcPr>
-          <w:p>
-            <w:r>
-              <w:rPr>
-                <w:b/>
-                <w:i w:val="0"/>
-                <w:color w:val="EA580C"/>
-                <w:sz w:val="16"/>
-              </w:rPr>
-              <w:t>Moyenne</w:t>
-            </w:r>
-          </w:p>
-        </w:tc>
-        <w:tc>
-          <w:tcPr>
-            <w:tcW w:type="dxa" w:w="1247"/>
-          </w:tcPr>
-          <w:p>
-            <w:r>
-              <w:rPr>
-                <w:b/>
-                <w:i w:val="0"/>
-                <w:sz w:val="16"/>
-              </w:rPr>
-              <w:t>S01</w:t>
-              <w:br/>
-            </w:r>
-            <w:r>
-              <w:rPr>
-                <w:b w:val="0"/>
-                <w:i w:val="0"/>
-                <w:color w:val="64748B"/>
-                <w:sz w:val="14"/>
-              </w:rPr>
-              <w:t>Démographie</w:t>
-            </w:r>
-          </w:p>
-        </w:tc>
-        <w:tc>
-          <w:tcPr>
-            <w:tcW w:type="dxa" w:w="1531"/>
-          </w:tcPr>
-          <w:p>
-            <w:r>
-              <w:rPr>
-                <w:b/>
-                <w:i w:val="0"/>
-                <w:color w:val="16A34A"/>
-                <w:sz w:val="16"/>
-              </w:rPr>
-              <w:t>s01q10_1</w:t>
-            </w:r>
-          </w:p>
-        </w:tc>
-        <w:tc>
-          <w:tcPr>
-            <w:tcW w:type="dxa" w:w="1191"/>
-          </w:tcPr>
-          <w:p>
-            <w:r>
-              <w:rPr>
-                <w:b w:val="0"/>
-                <w:i w:val="0"/>
-                <w:color w:val="64748B"/>
-                <w:sz w:val="16"/>
-              </w:rPr>
-              <w:t>GT-CQ</w:t>
-            </w:r>
-          </w:p>
-        </w:tc>
-        <w:tc>
-          <w:tcPr>
-            <w:tcW w:type="dxa" w:w="4706"/>
-          </w:tcPr>
-          <w:p>
-            <w:r>
-              <w:rPr>
-                <w:b w:val="0"/>
-                <w:i w:val="0"/>
-                <w:sz w:val="17"/>
-              </w:rPr>
-              <w:t>La taille du ménage lors de l'enquête principale (10) de ce ménage est inférieur à la taille du denombrement (15), prière de fournir des explications concrètes ou aller revisiter le ménage.</w:t>
-            </w:r>
-          </w:p>
-        </w:tc>
-      </w:tr>
-      <w:tr>
-        <w:tc>
-          <w:tcPr>
-            <w:tcW w:type="dxa" w:w="964"/>
-          </w:tcPr>
-          <w:p>
-            <w:r>
-              <w:rPr>
-                <w:b/>
-                <w:i w:val="0"/>
-                <w:color w:val="EA580C"/>
-                <w:sz w:val="16"/>
-              </w:rPr>
-              <w:t>Moyenne</w:t>
-            </w:r>
-          </w:p>
-        </w:tc>
-        <w:tc>
-          <w:tcPr>
-            <w:tcW w:type="dxa" w:w="1247"/>
-          </w:tcPr>
-          <w:p>
-            <w:r>
-              <w:rPr>
-                <w:b/>
-                <w:i w:val="0"/>
-                <w:sz w:val="16"/>
-              </w:rPr>
-              <w:t>S02</w:t>
-              <w:br/>
-            </w:r>
-            <w:r>
-              <w:rPr>
-                <w:b w:val="0"/>
-                <w:i w:val="0"/>
-                <w:color w:val="64748B"/>
-                <w:sz w:val="14"/>
-              </w:rPr>
-              <w:t>Éducation</w:t>
-            </w:r>
-          </w:p>
-        </w:tc>
-        <w:tc>
-          <w:tcPr>
-            <w:tcW w:type="dxa" w:w="1531"/>
-          </w:tcPr>
-          <w:p>
-            <w:r>
-              <w:rPr>
-                <w:b/>
-                <w:i w:val="0"/>
-                <w:color w:val="16A34A"/>
-                <w:sz w:val="16"/>
-              </w:rPr>
-              <w:t>—</w:t>
-            </w:r>
-          </w:p>
-        </w:tc>
-        <w:tc>
-          <w:tcPr>
-            <w:tcW w:type="dxa" w:w="1191"/>
-          </w:tcPr>
-          <w:p>
-            <w:r>
-              <w:rPr>
-                <w:b w:val="0"/>
-                <w:i w:val="0"/>
-                <w:color w:val="64748B"/>
-                <w:sz w:val="16"/>
-              </w:rPr>
-              <w:t>GT-CQ</w:t>
-            </w:r>
-          </w:p>
-        </w:tc>
-        <w:tc>
-          <w:tcPr>
-            <w:tcW w:type="dxa" w:w="4706"/>
-          </w:tcPr>
-          <w:p>
-            <w:r>
-              <w:rPr>
-                <w:b w:val="0"/>
-                <w:i w:val="0"/>
-                <w:sz w:val="17"/>
-              </w:rPr>
-              <w:t>veuillez, s'il vous plait, confirmer les frais de scolarité ( 1000 FCFA) payée de Ibrahima Djitte avec le QG ou apporter les corrections nécessaires.</w:t>
-            </w:r>
-          </w:p>
-        </w:tc>
-      </w:tr>
-      <w:tr>
-        <w:tc>
-          <w:tcPr>
-            <w:tcW w:type="dxa" w:w="964"/>
-          </w:tcPr>
-          <w:p>
-            <w:r>
-              <w:rPr>
-                <w:b/>
-                <w:i w:val="0"/>
-                <w:color w:val="EA580C"/>
-                <w:sz w:val="16"/>
-              </w:rPr>
-              <w:t>Moyenne</w:t>
-            </w:r>
-          </w:p>
-        </w:tc>
-        <w:tc>
-          <w:tcPr>
-            <w:tcW w:type="dxa" w:w="1247"/>
-          </w:tcPr>
-          <w:p>
-            <w:r>
-              <w:rPr>
-                <w:b/>
-                <w:i w:val="0"/>
-                <w:sz w:val="16"/>
-              </w:rPr>
-              <w:t>S02</w:t>
-              <w:br/>
-            </w:r>
-            <w:r>
-              <w:rPr>
-                <w:b w:val="0"/>
-                <w:i w:val="0"/>
-                <w:color w:val="64748B"/>
-                <w:sz w:val="14"/>
-              </w:rPr>
-              <w:t>Éducation</w:t>
-            </w:r>
-          </w:p>
-        </w:tc>
-        <w:tc>
-          <w:tcPr>
-            <w:tcW w:type="dxa" w:w="1531"/>
-          </w:tcPr>
-          <w:p>
-            <w:r>
-              <w:rPr>
-                <w:b/>
-                <w:i w:val="0"/>
-                <w:color w:val="16A34A"/>
-                <w:sz w:val="16"/>
-              </w:rPr>
-              <w:t>s01q63, s00q04, s02q25, s01q00b, s02q17_2, s02q15_2</w:t>
-            </w:r>
-          </w:p>
-        </w:tc>
-        <w:tc>
-          <w:tcPr>
-            <w:tcW w:type="dxa" w:w="1191"/>
-          </w:tcPr>
-          <w:p>
-            <w:r>
-              <w:rPr>
-                <w:b w:val="0"/>
-                <w:i w:val="0"/>
-                <w:color w:val="64748B"/>
-                <w:sz w:val="16"/>
-              </w:rPr>
-              <w:t>GT-CQ</w:t>
-            </w:r>
-          </w:p>
-        </w:tc>
-        <w:tc>
-          <w:tcPr>
-            <w:tcW w:type="dxa" w:w="4706"/>
-          </w:tcPr>
-          <w:p>
-            <w:r>
-              <w:rPr>
-                <w:b w:val="0"/>
-                <w:i w:val="0"/>
-                <w:sz w:val="17"/>
-              </w:rPr>
-              <w:t>Dans les milieux urbains c'est peu probable de voir une école dont les élèves ou étudiants ne dépensent pas en frais d'uniformes, prière de verifier pour Ibrahima Djitte qui fréquente 5ème année de Primaire et corriger ou confirmer avec le QG.</w:t>
-            </w:r>
-          </w:p>
-        </w:tc>
-      </w:tr>
-      <w:tr>
-        <w:tc>
-          <w:tcPr>
-            <w:tcW w:type="dxa" w:w="964"/>
-          </w:tcPr>
-          <w:p>
-            <w:r>
-              <w:rPr>
-                <w:b/>
-                <w:i w:val="0"/>
-                <w:color w:val="EA580C"/>
-                <w:sz w:val="16"/>
-              </w:rPr>
-              <w:t>Moyenne</w:t>
-            </w:r>
-          </w:p>
-        </w:tc>
-        <w:tc>
-          <w:tcPr>
-            <w:tcW w:type="dxa" w:w="1247"/>
-          </w:tcPr>
-          <w:p>
-            <w:r>
-              <w:rPr>
-                <w:b/>
-                <w:i w:val="0"/>
-                <w:sz w:val="16"/>
-              </w:rPr>
-              <w:t>S02</w:t>
-              <w:br/>
-            </w:r>
-            <w:r>
-              <w:rPr>
-                <w:b w:val="0"/>
-                <w:i w:val="0"/>
-                <w:color w:val="64748B"/>
-                <w:sz w:val="14"/>
-              </w:rPr>
-              <w:t>Éducation</w:t>
-            </w:r>
-          </w:p>
-        </w:tc>
-        <w:tc>
-          <w:tcPr>
-            <w:tcW w:type="dxa" w:w="1531"/>
-          </w:tcPr>
-          <w:p>
-            <w:r>
-              <w:rPr>
-                <w:b/>
-                <w:i w:val="0"/>
-                <w:color w:val="16A34A"/>
-                <w:sz w:val="16"/>
-              </w:rPr>
-              <w:t>—</w:t>
-            </w:r>
-          </w:p>
-        </w:tc>
-        <w:tc>
-          <w:tcPr>
-            <w:tcW w:type="dxa" w:w="1191"/>
-          </w:tcPr>
-          <w:p>
-            <w:r>
-              <w:rPr>
-                <w:b w:val="0"/>
-                <w:i w:val="0"/>
-                <w:color w:val="64748B"/>
-                <w:sz w:val="16"/>
-              </w:rPr>
-              <w:t>GT-CQ</w:t>
-            </w:r>
-          </w:p>
-        </w:tc>
-        <w:tc>
-          <w:tcPr>
-            <w:tcW w:type="dxa" w:w="4706"/>
-          </w:tcPr>
-          <w:p>
-            <w:r>
-              <w:rPr>
-                <w:b w:val="0"/>
-                <w:i w:val="0"/>
-                <w:sz w:val="17"/>
-              </w:rPr>
-              <w:t>veuillez, s'il vous plait, confirmer les frais de scolarité ( 1000 FCFA) payée de Massane Djitte avec le QG ou apporter les corrections nécessaires.</w:t>
-            </w:r>
-          </w:p>
-        </w:tc>
-      </w:tr>
-      <w:tr>
-        <w:tc>
-          <w:tcPr>
-            <w:tcW w:type="dxa" w:w="964"/>
-          </w:tcPr>
-          <w:p>
-            <w:r>
-              <w:rPr>
-                <w:b/>
-                <w:i w:val="0"/>
-                <w:color w:val="EA580C"/>
-                <w:sz w:val="16"/>
-              </w:rPr>
-              <w:t>Moyenne</w:t>
-            </w:r>
-          </w:p>
-        </w:tc>
-        <w:tc>
-          <w:tcPr>
-            <w:tcW w:type="dxa" w:w="1247"/>
-          </w:tcPr>
-          <w:p>
-            <w:r>
-              <w:rPr>
-                <w:b/>
-                <w:i w:val="0"/>
-                <w:sz w:val="16"/>
-              </w:rPr>
-              <w:t>S02</w:t>
-              <w:br/>
-            </w:r>
-            <w:r>
-              <w:rPr>
-                <w:b w:val="0"/>
-                <w:i w:val="0"/>
-                <w:color w:val="64748B"/>
-                <w:sz w:val="14"/>
-              </w:rPr>
-              <w:t>Éducation</w:t>
-            </w:r>
-          </w:p>
-        </w:tc>
-        <w:tc>
-          <w:tcPr>
-            <w:tcW w:type="dxa" w:w="1531"/>
-          </w:tcPr>
-          <w:p>
-            <w:r>
-              <w:rPr>
-                <w:b/>
-                <w:i w:val="0"/>
-                <w:color w:val="16A34A"/>
-                <w:sz w:val="16"/>
-              </w:rPr>
-              <w:t>s01q63, s00q04, s02q25, s01q00b, s02q17_2, s02q15_2</w:t>
-            </w:r>
-          </w:p>
-        </w:tc>
-        <w:tc>
-          <w:tcPr>
-            <w:tcW w:type="dxa" w:w="1191"/>
-          </w:tcPr>
-          <w:p>
-            <w:r>
-              <w:rPr>
-                <w:b w:val="0"/>
-                <w:i w:val="0"/>
-                <w:color w:val="64748B"/>
-                <w:sz w:val="16"/>
-              </w:rPr>
-              <w:t>GT-CQ</w:t>
-            </w:r>
-          </w:p>
-        </w:tc>
-        <w:tc>
-          <w:tcPr>
-            <w:tcW w:type="dxa" w:w="4706"/>
-          </w:tcPr>
-          <w:p>
-            <w:r>
-              <w:rPr>
-                <w:b w:val="0"/>
-                <w:i w:val="0"/>
-                <w:sz w:val="17"/>
-              </w:rPr>
-              <w:t>Dans les milieux urbains c'est peu probable de voir une école dont les élèves ou étudiants ne dépensent pas en frais d'uniformes, prière de verifier pour Massane Djitte qui fréquente 4ème année de Primaire et corriger ou confirmer avec le QG.</w:t>
-            </w:r>
-          </w:p>
-        </w:tc>
-      </w:tr>
-      <w:tr>
-        <w:tc>
-          <w:tcPr>
-            <w:tcW w:type="dxa" w:w="964"/>
-          </w:tcPr>
-          <w:p>
-            <w:r>
-              <w:rPr>
-                <w:b/>
-                <w:i w:val="0"/>
-                <w:color w:val="EA580C"/>
-                <w:sz w:val="16"/>
-              </w:rPr>
-              <w:t>Moyenne</w:t>
-            </w:r>
-          </w:p>
-        </w:tc>
-        <w:tc>
-          <w:tcPr>
-            <w:tcW w:type="dxa" w:w="1247"/>
-          </w:tcPr>
-          <w:p>
-            <w:r>
-              <w:rPr>
-                <w:b/>
-                <w:i w:val="0"/>
-                <w:sz w:val="16"/>
-              </w:rPr>
-              <w:t>S02</w:t>
-              <w:br/>
-            </w:r>
-            <w:r>
-              <w:rPr>
-                <w:b w:val="0"/>
-                <w:i w:val="0"/>
-                <w:color w:val="64748B"/>
-                <w:sz w:val="14"/>
-              </w:rPr>
-              <w:t>Éducation</w:t>
-            </w:r>
-          </w:p>
-        </w:tc>
-        <w:tc>
-          <w:tcPr>
-            <w:tcW w:type="dxa" w:w="1531"/>
-          </w:tcPr>
-          <w:p>
-            <w:r>
-              <w:rPr>
-                <w:b/>
-                <w:i w:val="0"/>
-                <w:color w:val="16A34A"/>
-                <w:sz w:val="16"/>
-              </w:rPr>
-              <w:t>—</w:t>
-            </w:r>
-          </w:p>
-        </w:tc>
-        <w:tc>
-          <w:tcPr>
-            <w:tcW w:type="dxa" w:w="1191"/>
-          </w:tcPr>
-          <w:p>
-            <w:r>
-              <w:rPr>
-                <w:b w:val="0"/>
-                <w:i w:val="0"/>
-                <w:color w:val="64748B"/>
-                <w:sz w:val="16"/>
-              </w:rPr>
-              <w:t>GT-CQ</w:t>
-            </w:r>
-          </w:p>
-        </w:tc>
-        <w:tc>
-          <w:tcPr>
-            <w:tcW w:type="dxa" w:w="4706"/>
-          </w:tcPr>
-          <w:p>
-            <w:r>
-              <w:rPr>
-                <w:b w:val="0"/>
-                <w:i w:val="0"/>
-                <w:sz w:val="17"/>
-              </w:rPr>
-              <w:t>veuillez, s'il vous plait, confirmer les frais de scolarité ( 1000 FCFA) payée de Yacine Djitte avec le QG ou apporter les corrections nécessaires.</w:t>
-            </w:r>
-          </w:p>
-        </w:tc>
-      </w:tr>
-      <w:tr>
-        <w:tc>
-          <w:tcPr>
-            <w:tcW w:type="dxa" w:w="964"/>
-          </w:tcPr>
-          <w:p>
-            <w:r>
-              <w:rPr>
-                <w:b/>
-                <w:i w:val="0"/>
-                <w:color w:val="EA580C"/>
-                <w:sz w:val="16"/>
-              </w:rPr>
-              <w:t>Moyenne</w:t>
-            </w:r>
-          </w:p>
-        </w:tc>
-        <w:tc>
-          <w:tcPr>
-            <w:tcW w:type="dxa" w:w="1247"/>
-          </w:tcPr>
-          <w:p>
-            <w:r>
-              <w:rPr>
-                <w:b/>
-                <w:i w:val="0"/>
-                <w:sz w:val="16"/>
-              </w:rPr>
-              <w:t>S02</w:t>
-              <w:br/>
-            </w:r>
-            <w:r>
-              <w:rPr>
-                <w:b w:val="0"/>
-                <w:i w:val="0"/>
-                <w:color w:val="64748B"/>
-                <w:sz w:val="14"/>
-              </w:rPr>
-              <w:t>Éducation</w:t>
-            </w:r>
-          </w:p>
-        </w:tc>
-        <w:tc>
-          <w:tcPr>
-            <w:tcW w:type="dxa" w:w="1531"/>
-          </w:tcPr>
-          <w:p>
-            <w:r>
-              <w:rPr>
-                <w:b/>
-                <w:i w:val="0"/>
-                <w:color w:val="16A34A"/>
-                <w:sz w:val="16"/>
-              </w:rPr>
-              <w:t>s01q63, s00q04, s02q25, s01q00b, s02q17_2, s02q15_2</w:t>
-            </w:r>
-          </w:p>
-        </w:tc>
-        <w:tc>
-          <w:tcPr>
-            <w:tcW w:type="dxa" w:w="1191"/>
-          </w:tcPr>
-          <w:p>
-            <w:r>
-              <w:rPr>
-                <w:b w:val="0"/>
-                <w:i w:val="0"/>
-                <w:color w:val="64748B"/>
-                <w:sz w:val="16"/>
-              </w:rPr>
-              <w:t>GT-CQ</w:t>
-            </w:r>
-          </w:p>
-        </w:tc>
-        <w:tc>
-          <w:tcPr>
-            <w:tcW w:type="dxa" w:w="4706"/>
-          </w:tcPr>
-          <w:p>
-            <w:r>
-              <w:rPr>
-                <w:b w:val="0"/>
-                <w:i w:val="0"/>
-                <w:sz w:val="17"/>
-              </w:rPr>
-              <w:t>Dans les milieux urbains c'est peu probable de voir une école dont les élèves ou étudiants ne dépensent pas en frais d'uniformes, prière de verifier pour Yacine Djitte qui fréquente 1ére année de Primaire et corriger ou confirmer avec le QG.</w:t>
-            </w:r>
-          </w:p>
-        </w:tc>
-      </w:tr>
-      <w:tr>
-        <w:tc>
-          <w:tcPr>
-            <w:tcW w:type="dxa" w:w="964"/>
-          </w:tcPr>
-          <w:p>
-            <w:r>
-              <w:rPr>
-                <w:b/>
-                <w:i w:val="0"/>
-                <w:color w:val="EA580C"/>
-                <w:sz w:val="16"/>
-              </w:rPr>
-              <w:t>Moyenne</w:t>
-            </w:r>
-          </w:p>
-        </w:tc>
-        <w:tc>
-          <w:tcPr>
-            <w:tcW w:type="dxa" w:w="1247"/>
-          </w:tcPr>
-          <w:p>
-            <w:r>
-              <w:rPr>
-                <w:b/>
-                <w:i w:val="0"/>
-                <w:sz w:val="16"/>
-              </w:rPr>
-              <w:t>S02</w:t>
-              <w:br/>
-            </w:r>
-            <w:r>
-              <w:rPr>
-                <w:b w:val="0"/>
-                <w:i w:val="0"/>
-                <w:color w:val="64748B"/>
-                <w:sz w:val="14"/>
-              </w:rPr>
-              <w:t>Éducation</w:t>
-            </w:r>
-          </w:p>
-        </w:tc>
-        <w:tc>
-          <w:tcPr>
-            <w:tcW w:type="dxa" w:w="1531"/>
-          </w:tcPr>
-          <w:p>
-            <w:r>
-              <w:rPr>
-                <w:b/>
-                <w:i w:val="0"/>
-                <w:color w:val="16A34A"/>
-                <w:sz w:val="16"/>
-              </w:rPr>
-              <w:t>—</w:t>
-            </w:r>
-          </w:p>
-        </w:tc>
-        <w:tc>
-          <w:tcPr>
-            <w:tcW w:type="dxa" w:w="1191"/>
-          </w:tcPr>
-          <w:p>
-            <w:r>
-              <w:rPr>
-                <w:b w:val="0"/>
-                <w:i w:val="0"/>
-                <w:color w:val="64748B"/>
-                <w:sz w:val="16"/>
-              </w:rPr>
-              <w:t>GT-CQ</w:t>
-            </w:r>
-          </w:p>
-        </w:tc>
-        <w:tc>
-          <w:tcPr>
-            <w:tcW w:type="dxa" w:w="4706"/>
-          </w:tcPr>
-          <w:p>
-            <w:r>
-              <w:rPr>
-                <w:b w:val="0"/>
-                <w:i w:val="0"/>
-                <w:sz w:val="17"/>
-              </w:rPr>
-              <w:t>veuillez, s'il vous plait, confirmer les frais de scolarité ( 1000 FCFA) payée de Yamadou Djitte avec le QG ou apporter les corrections nécessaires.</w:t>
-            </w:r>
-          </w:p>
-        </w:tc>
-      </w:tr>
-      <w:tr>
-        <w:tc>
-          <w:tcPr>
-            <w:tcW w:type="dxa" w:w="964"/>
-          </w:tcPr>
-          <w:p>
-            <w:r>
-              <w:rPr>
-                <w:b/>
-                <w:i w:val="0"/>
-                <w:color w:val="EA580C"/>
-                <w:sz w:val="16"/>
-              </w:rPr>
-              <w:t>Moyenne</w:t>
-            </w:r>
-          </w:p>
-        </w:tc>
-        <w:tc>
-          <w:tcPr>
-            <w:tcW w:type="dxa" w:w="1247"/>
-          </w:tcPr>
-          <w:p>
-            <w:r>
-              <w:rPr>
-                <w:b/>
-                <w:i w:val="0"/>
-                <w:sz w:val="16"/>
-              </w:rPr>
-              <w:t>S02</w:t>
-              <w:br/>
-            </w:r>
-            <w:r>
-              <w:rPr>
-                <w:b w:val="0"/>
-                <w:i w:val="0"/>
-                <w:color w:val="64748B"/>
-                <w:sz w:val="14"/>
-              </w:rPr>
-              <w:t>Éducation</w:t>
-            </w:r>
-          </w:p>
-        </w:tc>
-        <w:tc>
-          <w:tcPr>
-            <w:tcW w:type="dxa" w:w="1531"/>
-          </w:tcPr>
-          <w:p>
-            <w:r>
-              <w:rPr>
-                <w:b/>
-                <w:i w:val="0"/>
-                <w:color w:val="16A34A"/>
-                <w:sz w:val="16"/>
-              </w:rPr>
-              <w:t>s01q63, s00q04, s02q25, s01q00b, s02q17_2, s02q15_2</w:t>
-            </w:r>
-          </w:p>
-        </w:tc>
-        <w:tc>
-          <w:tcPr>
-            <w:tcW w:type="dxa" w:w="1191"/>
-          </w:tcPr>
-          <w:p>
-            <w:r>
-              <w:rPr>
-                <w:b w:val="0"/>
-                <w:i w:val="0"/>
-                <w:color w:val="64748B"/>
-                <w:sz w:val="16"/>
-              </w:rPr>
-              <w:t>GT-CQ</w:t>
-            </w:r>
-          </w:p>
-        </w:tc>
-        <w:tc>
-          <w:tcPr>
-            <w:tcW w:type="dxa" w:w="4706"/>
-          </w:tcPr>
-          <w:p>
-            <w:r>
-              <w:rPr>
-                <w:b w:val="0"/>
-                <w:i w:val="0"/>
-                <w:sz w:val="17"/>
-              </w:rPr>
               <w:t>Dans les milieux urbains c'est peu probable de voir une école dont les élèves ou étudiants ne dépensent pas en frais d'uniformes, prière de verifier pour Yamadou Djitte qui fréquente 1ére année de Primaire et corriger ou confirmer avec le QG.</w:t>
-            </w:r>
-          </w:p>
-        </w:tc>
-      </w:tr>
-      <w:tr>
-        <w:tc>
-          <w:tcPr>
-            <w:tcW w:type="dxa" w:w="964"/>
-          </w:tcPr>
-          <w:p>
-            <w:r>
-              <w:rPr>
-                <w:b/>
-                <w:i w:val="0"/>
-                <w:color w:val="EA580C"/>
-                <w:sz w:val="16"/>
-              </w:rPr>
-              <w:t>Moyenne</w:t>
-            </w:r>
-          </w:p>
-        </w:tc>
-        <w:tc>
-          <w:tcPr>
-            <w:tcW w:type="dxa" w:w="1247"/>
-          </w:tcPr>
-          <w:p>
-            <w:r>
-              <w:rPr>
-                <w:b/>
-                <w:i w:val="0"/>
-                <w:sz w:val="16"/>
-              </w:rPr>
-              <w:t>S02</w:t>
-              <w:br/>
-            </w:r>
-            <w:r>
-              <w:rPr>
-                <w:b w:val="0"/>
-                <w:i w:val="0"/>
-                <w:color w:val="64748B"/>
-                <w:sz w:val="14"/>
-              </w:rPr>
-              <w:t>Éducation</w:t>
-            </w:r>
-          </w:p>
-        </w:tc>
-        <w:tc>
-          <w:tcPr>
-            <w:tcW w:type="dxa" w:w="1531"/>
-          </w:tcPr>
-          <w:p>
-            <w:r>
-              <w:rPr>
-                <w:b/>
-                <w:i w:val="0"/>
-                <w:color w:val="16A34A"/>
-                <w:sz w:val="16"/>
-              </w:rPr>
-              <w:t>—</w:t>
-            </w:r>
-          </w:p>
-        </w:tc>
-        <w:tc>
-          <w:tcPr>
-            <w:tcW w:type="dxa" w:w="1191"/>
-          </w:tcPr>
-          <w:p>
-            <w:r>
-              <w:rPr>
-                <w:b w:val="0"/>
-                <w:i w:val="0"/>
-                <w:color w:val="64748B"/>
-                <w:sz w:val="16"/>
-              </w:rPr>
-              <w:t>GT-CQ</w:t>
-            </w:r>
-          </w:p>
-        </w:tc>
-        <w:tc>
-          <w:tcPr>
-            <w:tcW w:type="dxa" w:w="4706"/>
-          </w:tcPr>
-          <w:p>
-            <w:r>
-              <w:rPr>
-                <w:b w:val="0"/>
-                <w:i w:val="0"/>
-                <w:sz w:val="17"/>
-              </w:rPr>
-              <w:t>veuillez, s'il vous plait, confirmer les frais de scolarité ( 5000 FCFA) payée de Fatoumata Djitte avec le QG ou apporter les corrections nécessaires.</w:t>
-            </w:r>
-          </w:p>
-        </w:tc>
-      </w:tr>
-      <w:tr>
-        <w:tc>
-          <w:tcPr>
-            <w:tcW w:type="dxa" w:w="964"/>
-          </w:tcPr>
-          <w:p>
-            <w:r>
-              <w:rPr>
-                <w:b/>
-                <w:i w:val="0"/>
-                <w:color w:val="EA580C"/>
-                <w:sz w:val="16"/>
-              </w:rPr>
-              <w:t>Moyenne</w:t>
-            </w:r>
-          </w:p>
-        </w:tc>
-        <w:tc>
-          <w:tcPr>
-            <w:tcW w:type="dxa" w:w="1247"/>
-          </w:tcPr>
-          <w:p>
-            <w:r>
-              <w:rPr>
-                <w:b/>
-                <w:i w:val="0"/>
-                <w:sz w:val="16"/>
-              </w:rPr>
-              <w:t>S02</w:t>
-              <w:br/>
-            </w:r>
-            <w:r>
-              <w:rPr>
-                <w:b w:val="0"/>
-                <w:i w:val="0"/>
-                <w:color w:val="64748B"/>
-                <w:sz w:val="14"/>
-              </w:rPr>
-              <w:t>Éducation</w:t>
-            </w:r>
-          </w:p>
-        </w:tc>
-        <w:tc>
-          <w:tcPr>
-            <w:tcW w:type="dxa" w:w="1531"/>
-          </w:tcPr>
-          <w:p>
-            <w:r>
-              <w:rPr>
-                <w:b/>
-                <w:i w:val="0"/>
-                <w:color w:val="16A34A"/>
-                <w:sz w:val="16"/>
-              </w:rPr>
-              <w:t>s01q63, s00q04, s02q25, s01q00b, s02q17_2, s02q15_2</w:t>
-            </w:r>
-          </w:p>
-        </w:tc>
-        <w:tc>
-          <w:tcPr>
-            <w:tcW w:type="dxa" w:w="1191"/>
-          </w:tcPr>
-          <w:p>
-            <w:r>
-              <w:rPr>
-                <w:b w:val="0"/>
-                <w:i w:val="0"/>
-                <w:color w:val="64748B"/>
-                <w:sz w:val="16"/>
-              </w:rPr>
-              <w:t>GT-CQ</w:t>
-            </w:r>
-          </w:p>
-        </w:tc>
-        <w:tc>
-          <w:tcPr>
-            <w:tcW w:type="dxa" w:w="4706"/>
-          </w:tcPr>
-          <w:p>
-            <w:r>
-              <w:rPr>
-                <w:b w:val="0"/>
-                <w:i w:val="0"/>
-                <w:sz w:val="17"/>
-              </w:rPr>
-              <w:t>Dans les milieux urbains c'est peu probable de voir une école dont les élèves ou étudiants ne dépensent pas en frais d'uniformes, prière de verifier pour Fatoumata Djitte qui fréquente 3ème année de Secondaire 1 (Moyen) Général et corriger ou confirmer avec le QG.</w:t>
-            </w:r>
-          </w:p>
-        </w:tc>
-      </w:tr>
-      <w:tr>
-        <w:tc>
-          <w:tcPr>
-            <w:tcW w:type="dxa" w:w="964"/>
-          </w:tcPr>
-          <w:p>
-            <w:r>
-              <w:rPr>
-                <w:b/>
-                <w:i w:val="0"/>
-                <w:color w:val="EA580C"/>
-                <w:sz w:val="16"/>
-              </w:rPr>
-              <w:t>Moyenne</w:t>
-            </w:r>
-          </w:p>
-        </w:tc>
-        <w:tc>
-          <w:tcPr>
-            <w:tcW w:type="dxa" w:w="1247"/>
-          </w:tcPr>
-          <w:p>
-            <w:r>
-              <w:rPr>
-                <w:b/>
-                <w:i w:val="0"/>
-                <w:sz w:val="16"/>
-              </w:rPr>
-              <w:t>S02</w:t>
-              <w:br/>
-            </w:r>
-            <w:r>
-              <w:rPr>
-                <w:b w:val="0"/>
-                <w:i w:val="0"/>
-                <w:color w:val="64748B"/>
-                <w:sz w:val="14"/>
-              </w:rPr>
-              <w:t>Éducation</w:t>
-            </w:r>
-          </w:p>
-        </w:tc>
-        <w:tc>
-          <w:tcPr>
-            <w:tcW w:type="dxa" w:w="1531"/>
-          </w:tcPr>
-          <w:p>
-            <w:r>
-              <w:rPr>
-                <w:b/>
-                <w:i w:val="0"/>
-                <w:color w:val="16A34A"/>
-                <w:sz w:val="16"/>
-              </w:rPr>
-              <w:t>—</w:t>
-            </w:r>
-          </w:p>
-        </w:tc>
-        <w:tc>
-          <w:tcPr>
-            <w:tcW w:type="dxa" w:w="1191"/>
-          </w:tcPr>
-          <w:p>
-            <w:r>
-              <w:rPr>
-                <w:b w:val="0"/>
-                <w:i w:val="0"/>
-                <w:color w:val="64748B"/>
-                <w:sz w:val="16"/>
-              </w:rPr>
-              <w:t>GT-CQ</w:t>
-            </w:r>
-          </w:p>
-        </w:tc>
-        <w:tc>
-          <w:tcPr>
-            <w:tcW w:type="dxa" w:w="4706"/>
-          </w:tcPr>
-          <w:p>
-            <w:r>
-              <w:rPr>
-                <w:b w:val="0"/>
-                <w:i w:val="0"/>
-                <w:sz w:val="17"/>
-              </w:rPr>
-              <w:t>veuillez, s'il vous plait, confirmer les frais de scolarité ( 5000 FCFA) payée de Penda Djitte avec le QG ou apporter les corrections nécessaires.</w:t>
-            </w:r>
-          </w:p>
-        </w:tc>
-      </w:tr>
-      <w:tr>
-        <w:tc>
-          <w:tcPr>
-            <w:tcW w:type="dxa" w:w="964"/>
-          </w:tcPr>
-          <w:p>
-            <w:r>
-              <w:rPr>
-                <w:b/>
-                <w:i w:val="0"/>
-                <w:color w:val="EA580C"/>
-                <w:sz w:val="16"/>
-              </w:rPr>
-              <w:t>Moyenne</w:t>
-            </w:r>
-          </w:p>
-        </w:tc>
-        <w:tc>
-          <w:tcPr>
-            <w:tcW w:type="dxa" w:w="1247"/>
-          </w:tcPr>
-          <w:p>
-            <w:r>
-              <w:rPr>
-                <w:b/>
-                <w:i w:val="0"/>
-                <w:sz w:val="16"/>
-              </w:rPr>
-              <w:t>S02</w:t>
-              <w:br/>
-            </w:r>
-            <w:r>
-              <w:rPr>
-                <w:b w:val="0"/>
-                <w:i w:val="0"/>
-                <w:color w:val="64748B"/>
-                <w:sz w:val="14"/>
-              </w:rPr>
-              <w:t>Éducation</w:t>
-            </w:r>
-          </w:p>
-        </w:tc>
-        <w:tc>
-          <w:tcPr>
-            <w:tcW w:type="dxa" w:w="1531"/>
-          </w:tcPr>
-          <w:p>
-            <w:r>
-              <w:rPr>
-                <w:b/>
-                <w:i w:val="0"/>
-                <w:color w:val="16A34A"/>
-                <w:sz w:val="16"/>
-              </w:rPr>
-              <w:t>s01q63, s00q04, s02q25, s01q00b, s02q17_2, s02q15_2</w:t>
-            </w:r>
-          </w:p>
-        </w:tc>
-        <w:tc>
-          <w:tcPr>
-            <w:tcW w:type="dxa" w:w="1191"/>
-          </w:tcPr>
-          <w:p>
-            <w:r>
-              <w:rPr>
-                <w:b w:val="0"/>
-                <w:i w:val="0"/>
-                <w:color w:val="64748B"/>
-                <w:sz w:val="16"/>
-              </w:rPr>
-              <w:t>GT-CQ</w:t>
-            </w:r>
-          </w:p>
-        </w:tc>
-        <w:tc>
-          <w:tcPr>
-            <w:tcW w:type="dxa" w:w="4706"/>
-          </w:tcPr>
-          <w:p>
-            <w:r>
-              <w:rPr>
-                <w:b w:val="0"/>
-                <w:i w:val="0"/>
-                <w:sz w:val="17"/>
-              </w:rPr>
-              <w:t>Dans les milieux urbains c'est peu probable de voir une école dont les élèves ou étudiants ne dépensent pas en frais d'uniformes, prière de verifier pour Penda Djitte qui fréquente 4ème année de Secondaire 1 (Moyen) Général et corriger ou confirmer avec le QG.</w:t>
             </w:r>
           </w:p>
         </w:tc>
